--- a/Rahasya/Rahasya-2.docx
+++ b/Rahasya/Rahasya-2.docx
@@ -169,7 +169,18 @@
           <w:rFonts w:ascii="Courier New" w:hAnsi="Courier New" w:cs="Courier New"/>
         </w:rPr>
         <w:br/>
-        <w:t>Today someone donated chicken kabab!</w:t>
+      </w:r>
+      <w:r>
+        <w:rPr>
+          <w:rFonts w:ascii="Courier New" w:hAnsi="Courier New" w:cs="Courier New"/>
+        </w:rPr>
+        <w:t xml:space="preserve">I have made </w:t>
+      </w:r>
+      <w:r>
+        <w:rPr>
+          <w:rFonts w:ascii="Courier New" w:hAnsi="Courier New" w:cs="Courier New"/>
+        </w:rPr>
+        <w:t>chicken kabab!</w:t>
       </w:r>
       <w:r>
         <w:rPr>
@@ -489,7 +500,19 @@
           <w:rFonts w:ascii="Courier New" w:hAnsi="Courier New" w:cs="Courier New"/>
         </w:rPr>
         <w:br/>
-        <w:t>You loafer!</w:t>
+        <w:t xml:space="preserve">You </w:t>
+      </w:r>
+      <w:r>
+        <w:rPr>
+          <w:rFonts w:ascii="Courier New" w:hAnsi="Courier New" w:cs="Courier New"/>
+        </w:rPr>
+        <w:t>idiot</w:t>
+      </w:r>
+      <w:r>
+        <w:rPr>
+          <w:rFonts w:ascii="Courier New" w:hAnsi="Courier New" w:cs="Courier New"/>
+        </w:rPr>
+        <w:t>!</w:t>
       </w:r>
     </w:p>
     <w:p>
